--- a/backend/outputs/50693527/50693527_EVENTO_Informe Técnico Instructor 2025.docx
+++ b/backend/outputs/50693527/50693527_EVENTO_Informe Técnico Instructor 2025.docx
@@ -1271,7 +1271,7 @@
                 <w:szCs w:val="20"/>
                 <w:u w:val="single"/>
               </w:rPr>
-              <w:t xml:space="preserve"> F</w:t>
+              <w:t xml:space="preserve">Ejecutivo Zarate F</w:t>
             </w:r>
             <w:proofErr w:type="gramStart"/>
             <w:r>
@@ -1281,7 +1281,7 @@
                 <w:szCs w:val="20"/>
                 <w:u w:val="single"/>
               </w:rPr>
-              <w:t xml:space="preserve">-</w:t>
+              <w:t xml:space="preserve">-327374</w:t>
             </w:r>
           </w:p>
         </w:tc>
@@ -3382,7 +3382,7 @@
           <w:rFonts w:ascii="Arial" w:hAnsi="Arial" w:cs="Arial"/>
           <w:b/>
         </w:rPr>
-        <w:t xml:space="preserve"/>
+        <w:t xml:space="preserve">Ejecutivo Zarate</w:t>
       </w:r>
       <w:r>
         <w:rPr>
@@ -3404,7 +3404,7 @@
           <w:rFonts w:ascii="Arial" w:hAnsi="Arial" w:cs="Arial"/>
           <w:b/>
         </w:rPr>
-        <w:t xml:space="preserve"/>
+        <w:t xml:space="preserve">327374</w:t>
       </w:r>
     </w:p>
     <w:p>
